--- a/teacher/docs/claude-for-esol-prep-session-plan-trainer.docx
+++ b/teacher/docs/claude-for-esol-prep-session-plan-trainer.docx
@@ -5,6 +5,8 @@
     <w:p>
       <w:pPr>
         <w:pStyle w:val="FirstParagraph"/>
+        <w:keepNext/>
+        <w:spacing w:before="0" w:after="60" w:line="240" w:lineRule="auto"/>
       </w:pPr>
       <w:r>
         <w:drawing>
@@ -53,6 +55,8 @@
     <w:p>
       <w:pPr>
         <w:pStyle w:val="Heading1"/>
+        <w:keepNext/>
+        <w:spacing w:before="120" w:after="40" w:line="240" w:lineRule="auto"/>
       </w:pPr>
       <w:r>
         <w:t xml:space="preserve">Claude for ESOL Prep – 70-Minute Session Plan (Trainer)</w:t>
@@ -61,6 +65,8 @@
     <w:p>
       <w:pPr>
         <w:pStyle w:val="FirstParagraph"/>
+        <w:keepNext/>
+        <w:spacing w:before="0" w:after="60" w:line="240" w:lineRule="auto"/>
       </w:pPr>
       <w:r>
         <w:rPr>
@@ -95,6 +101,8 @@
     <w:p>
       <w:pPr>
         <w:pStyle w:val="BodyText"/>
+        <w:keepNext/>
+        <w:spacing w:before="0" w:after="60" w:line="240" w:lineRule="auto"/>
       </w:pPr>
       <w:r>
         <w:rPr>
@@ -114,6 +122,8 @@
     <w:p>
       <w:pPr>
         <w:pStyle w:val="Heading2"/>
+        <w:keepNext/>
+        <w:spacing w:before="840" w:after="40" w:line="240" w:lineRule="auto"/>
       </w:pPr>
       <w:r>
         <w:t xml:space="preserve">Timings</w:t>
@@ -148,6 +158,8 @@
           <w:p>
             <w:pPr>
               <w:pStyle w:val="Compact"/>
+              <w:keepNext/>
+              <w:spacing w:before="0" w:after="60" w:line="240" w:lineRule="auto"/>
               <w:jc w:val="left"/>
             </w:pPr>
             <w:r>
@@ -160,6 +172,8 @@
           <w:p>
             <w:pPr>
               <w:pStyle w:val="Compact"/>
+              <w:keepNext/>
+              <w:spacing w:before="0" w:after="60" w:line="240" w:lineRule="auto"/>
               <w:jc w:val="left"/>
             </w:pPr>
             <w:r>
@@ -172,6 +186,8 @@
           <w:p>
             <w:pPr>
               <w:pStyle w:val="Compact"/>
+              <w:keepNext/>
+              <w:spacing w:before="0" w:after="60" w:line="240" w:lineRule="auto"/>
               <w:jc w:val="left"/>
             </w:pPr>
             <w:r>
@@ -186,6 +202,8 @@
           <w:p>
             <w:pPr>
               <w:pStyle w:val="Compact"/>
+              <w:keepNext/>
+              <w:spacing w:before="0" w:after="60" w:line="240" w:lineRule="auto"/>
               <w:jc w:val="left"/>
             </w:pPr>
             <w:r>
@@ -198,6 +216,8 @@
           <w:p>
             <w:pPr>
               <w:pStyle w:val="Compact"/>
+              <w:keepNext/>
+              <w:spacing w:before="0" w:after="60" w:line="240" w:lineRule="auto"/>
               <w:jc w:val="left"/>
             </w:pPr>
             <w:r>
@@ -210,6 +230,8 @@
           <w:p>
             <w:pPr>
               <w:pStyle w:val="Compact"/>
+              <w:keepNext/>
+              <w:spacing w:before="0" w:after="60" w:line="240" w:lineRule="auto"/>
               <w:jc w:val="left"/>
             </w:pPr>
             <w:r>
@@ -224,6 +246,8 @@
           <w:p>
             <w:pPr>
               <w:pStyle w:val="Compact"/>
+              <w:keepNext/>
+              <w:spacing w:before="0" w:after="60" w:line="240" w:lineRule="auto"/>
               <w:jc w:val="left"/>
             </w:pPr>
             <w:r>
@@ -236,6 +260,8 @@
           <w:p>
             <w:pPr>
               <w:pStyle w:val="Compact"/>
+              <w:keepNext/>
+              <w:spacing w:before="0" w:after="60" w:line="240" w:lineRule="auto"/>
               <w:jc w:val="left"/>
             </w:pPr>
             <w:r>
@@ -248,6 +274,8 @@
           <w:p>
             <w:pPr>
               <w:pStyle w:val="Compact"/>
+              <w:keepNext/>
+              <w:spacing w:before="0" w:after="60" w:line="240" w:lineRule="auto"/>
               <w:jc w:val="left"/>
             </w:pPr>
             <w:r>
@@ -262,6 +290,8 @@
           <w:p>
             <w:pPr>
               <w:pStyle w:val="Compact"/>
+              <w:keepNext/>
+              <w:spacing w:before="0" w:after="60" w:line="240" w:lineRule="auto"/>
               <w:jc w:val="left"/>
             </w:pPr>
             <w:r>
@@ -274,6 +304,8 @@
           <w:p>
             <w:pPr>
               <w:pStyle w:val="Compact"/>
+              <w:keepNext/>
+              <w:spacing w:before="0" w:after="60" w:line="240" w:lineRule="auto"/>
               <w:jc w:val="left"/>
             </w:pPr>
             <w:r>
@@ -286,6 +318,8 @@
           <w:p>
             <w:pPr>
               <w:pStyle w:val="Compact"/>
+              <w:keepNext/>
+              <w:spacing w:before="0" w:after="60" w:line="240" w:lineRule="auto"/>
               <w:jc w:val="left"/>
             </w:pPr>
             <w:r>
@@ -300,6 +334,8 @@
           <w:p>
             <w:pPr>
               <w:pStyle w:val="Compact"/>
+              <w:keepNext/>
+              <w:spacing w:before="0" w:after="60" w:line="240" w:lineRule="auto"/>
               <w:jc w:val="left"/>
             </w:pPr>
             <w:r>
@@ -312,6 +348,8 @@
           <w:p>
             <w:pPr>
               <w:pStyle w:val="Compact"/>
+              <w:keepNext/>
+              <w:spacing w:before="0" w:after="60" w:line="240" w:lineRule="auto"/>
               <w:jc w:val="left"/>
             </w:pPr>
             <w:r>
@@ -324,6 +362,8 @@
           <w:p>
             <w:pPr>
               <w:pStyle w:val="Compact"/>
+              <w:keepNext/>
+              <w:spacing w:before="0" w:after="60" w:line="240" w:lineRule="auto"/>
               <w:jc w:val="left"/>
             </w:pPr>
             <w:r>
@@ -338,6 +378,8 @@
           <w:p>
             <w:pPr>
               <w:pStyle w:val="Compact"/>
+              <w:keepNext/>
+              <w:spacing w:before="0" w:after="60" w:line="240" w:lineRule="auto"/>
               <w:jc w:val="left"/>
             </w:pPr>
             <w:r>
@@ -350,6 +392,8 @@
           <w:p>
             <w:pPr>
               <w:pStyle w:val="Compact"/>
+              <w:keepNext/>
+              <w:spacing w:before="0" w:after="60" w:line="240" w:lineRule="auto"/>
               <w:jc w:val="left"/>
             </w:pPr>
             <w:r>
@@ -362,6 +406,8 @@
           <w:p>
             <w:pPr>
               <w:pStyle w:val="Compact"/>
+              <w:keepNext/>
+              <w:spacing w:before="0" w:after="60" w:line="240" w:lineRule="auto"/>
               <w:jc w:val="left"/>
             </w:pPr>
             <w:r>
@@ -376,6 +422,8 @@
           <w:p>
             <w:pPr>
               <w:pStyle w:val="Compact"/>
+              <w:keepNext/>
+              <w:spacing w:before="0" w:after="60" w:line="240" w:lineRule="auto"/>
               <w:jc w:val="left"/>
             </w:pPr>
             <w:r>
@@ -388,6 +436,8 @@
           <w:p>
             <w:pPr>
               <w:pStyle w:val="Compact"/>
+              <w:keepNext/>
+              <w:spacing w:before="0" w:after="60" w:line="240" w:lineRule="auto"/>
               <w:jc w:val="left"/>
             </w:pPr>
             <w:r>
@@ -400,6 +450,8 @@
           <w:p>
             <w:pPr>
               <w:pStyle w:val="Compact"/>
+              <w:keepNext/>
+              <w:spacing w:before="0" w:after="60" w:line="240" w:lineRule="auto"/>
               <w:jc w:val="left"/>
             </w:pPr>
             <w:r>
@@ -414,6 +466,8 @@
           <w:p>
             <w:pPr>
               <w:pStyle w:val="Compact"/>
+              <w:keepNext/>
+              <w:spacing w:before="0" w:after="60" w:line="240" w:lineRule="auto"/>
               <w:jc w:val="left"/>
             </w:pPr>
             <w:r>
@@ -426,6 +480,8 @@
           <w:p>
             <w:pPr>
               <w:pStyle w:val="Compact"/>
+              <w:keepNext/>
+              <w:spacing w:before="0" w:after="60" w:line="240" w:lineRule="auto"/>
               <w:jc w:val="left"/>
             </w:pPr>
             <w:r>
@@ -438,6 +494,8 @@
           <w:p>
             <w:pPr>
               <w:pStyle w:val="Compact"/>
+              <w:keepNext/>
+              <w:spacing w:before="0" w:after="60" w:line="240" w:lineRule="auto"/>
               <w:jc w:val="left"/>
             </w:pPr>
             <w:r>
@@ -452,6 +510,8 @@
           <w:p>
             <w:pPr>
               <w:pStyle w:val="Compact"/>
+              <w:keepNext/>
+              <w:spacing w:before="0" w:after="60" w:line="240" w:lineRule="auto"/>
               <w:jc w:val="left"/>
             </w:pPr>
             <w:r>
@@ -464,6 +524,8 @@
           <w:p>
             <w:pPr>
               <w:pStyle w:val="Compact"/>
+              <w:keepNext/>
+              <w:spacing w:before="0" w:after="60" w:line="240" w:lineRule="auto"/>
               <w:jc w:val="left"/>
             </w:pPr>
             <w:r>
@@ -476,6 +538,8 @@
           <w:p>
             <w:pPr>
               <w:pStyle w:val="Compact"/>
+              <w:keepNext/>
+              <w:spacing w:before="0" w:after="60" w:line="240" w:lineRule="auto"/>
               <w:jc w:val="left"/>
             </w:pPr>
             <w:r>
@@ -490,6 +554,8 @@
     <w:p>
       <w:pPr>
         <w:pStyle w:val="Heading2"/>
+        <w:keepNext/>
+        <w:spacing w:before="840" w:after="40" w:line="240" w:lineRule="auto"/>
       </w:pPr>
       <w:r>
         <w:t xml:space="preserve">0–5: Intro (informal)</w:t>
@@ -497,11 +563,13 @@
     </w:p>
     <w:p>
       <w:pPr>
+        <w:keepNext/>
         <w:numPr>
           <w:ilvl w:val="0"/>
           <w:numId w:val="1001"/>
         </w:numPr>
         <w:pStyle w:val="Compact"/>
+        <w:spacing w:before="0" w:after="60" w:line="240" w:lineRule="auto"/>
       </w:pPr>
       <w:r>
         <w:t xml:space="preserve">How I use it: writing, checking and adapting materials. I’m still learning and make plenty of mistakes. Take what’s useful.</w:t>
@@ -509,11 +577,13 @@
     </w:p>
     <w:p>
       <w:pPr>
+        <w:keepNext/>
         <w:numPr>
           <w:ilvl w:val="0"/>
           <w:numId w:val="1001"/>
         </w:numPr>
         <w:pStyle w:val="Compact"/>
+        <w:spacing w:before="0" w:after="60" w:line="240" w:lineRule="auto"/>
       </w:pPr>
       <w:r>
         <w:t xml:space="preserve">Free accounts have a usage limit that resets every few hours. Long chats and long outputs use it up fastest.</w:t>
@@ -522,6 +592,8 @@
     <w:p>
       <w:pPr>
         <w:pStyle w:val="FirstParagraph"/>
+        <w:keepNext/>
+        <w:spacing w:before="0" w:after="60" w:line="240" w:lineRule="auto"/>
       </w:pPr>
       <w:r>
         <w:rPr>
@@ -542,6 +614,8 @@
     <w:p>
       <w:pPr>
         <w:pStyle w:val="Heading2"/>
+        <w:keepNext/>
+        <w:spacing w:before="840" w:after="40" w:line="240" w:lineRule="auto"/>
       </w:pPr>
       <w:r>
         <w:t xml:space="preserve">5–17: Set up a project</w:t>
@@ -549,11 +623,13 @@
     </w:p>
     <w:p>
       <w:pPr>
+        <w:keepNext/>
         <w:numPr>
           <w:ilvl w:val="0"/>
           <w:numId w:val="1002"/>
         </w:numPr>
         <w:pStyle w:val="Compact"/>
+        <w:spacing w:before="0" w:after="60" w:line="240" w:lineRule="auto"/>
       </w:pPr>
       <w:r>
         <w:t xml:space="preserve">Create a project called</w:t>
@@ -576,11 +652,13 @@
     </w:p>
     <w:p>
       <w:pPr>
+        <w:keepNext/>
         <w:numPr>
           <w:ilvl w:val="0"/>
           <w:numId w:val="1002"/>
         </w:numPr>
         <w:pStyle w:val="Compact"/>
+        <w:spacing w:before="0" w:after="60" w:line="240" w:lineRule="auto"/>
       </w:pPr>
       <w:r>
         <w:t xml:space="preserve">Paste in the project instructions. Change the level line to their class.</w:t>
@@ -588,11 +666,13 @@
     </w:p>
     <w:p>
       <w:pPr>
+        <w:keepNext/>
         <w:numPr>
           <w:ilvl w:val="0"/>
           <w:numId w:val="1002"/>
         </w:numPr>
         <w:pStyle w:val="Compact"/>
+        <w:spacing w:before="0" w:after="60" w:line="240" w:lineRule="auto"/>
       </w:pPr>
       <w:r>
         <w:t xml:space="preserve">Point out: Claude now knows the level, British English and worksheet rules every time, so prompts can be short.</w:t>
@@ -603,6 +683,9 @@
     <w:p>
       <w:pPr>
         <w:pStyle w:val="Heading2"/>
+        <w:keepNext/>
+        <w:pageBreakBefore/>
+        <w:spacing w:before="120" w:after="40" w:line="240" w:lineRule="auto"/>
       </w:pPr>
       <w:r>
         <w:t xml:space="preserve">17–27: Demo 1 – E1 speaking practice</w:t>
@@ -611,6 +694,8 @@
     <w:p>
       <w:pPr>
         <w:pStyle w:val="FirstParagraph"/>
+        <w:keepNext/>
+        <w:spacing w:before="0" w:after="60" w:line="240" w:lineRule="auto"/>
       </w:pPr>
       <w:r>
         <w:t xml:space="preserve">Prompt:</w:t>
@@ -619,6 +704,8 @@
     <w:p>
       <w:pPr>
         <w:pStyle w:val="BlockText"/>
+        <w:keepNext/>
+        <w:spacing w:before="0" w:after="60" w:line="240" w:lineRule="auto"/>
       </w:pPr>
       <w:r>
         <w:t xml:space="preserve">E1 speaking practice for the ESB exam. Topic: home and family. A short dialogue where each answer leads to only one next question. Then a gap-fill version learners can complete about their own life.</w:t>
@@ -626,11 +713,13 @@
     </w:p>
     <w:p>
       <w:pPr>
+        <w:keepNext/>
         <w:numPr>
           <w:ilvl w:val="0"/>
           <w:numId w:val="1003"/>
         </w:numPr>
         <w:pStyle w:val="Compact"/>
+        <w:spacing w:before="0" w:after="60" w:line="240" w:lineRule="auto"/>
       </w:pPr>
       <w:r>
         <w:t xml:space="preserve">Show it works for learners living alone or with family.</w:t>
@@ -638,11 +727,13 @@
     </w:p>
     <w:p>
       <w:pPr>
+        <w:keepNext/>
         <w:numPr>
           <w:ilvl w:val="0"/>
           <w:numId w:val="1003"/>
         </w:numPr>
         <w:pStyle w:val="Compact"/>
+        <w:spacing w:before="0" w:after="60" w:line="240" w:lineRule="auto"/>
       </w:pPr>
       <w:r>
         <w:t xml:space="preserve">Follow-up to show editing without a rewrite:</w:t>
@@ -660,11 +751,13 @@
     </w:p>
     <w:p>
       <w:pPr>
+        <w:keepNext/>
         <w:numPr>
           <w:ilvl w:val="0"/>
           <w:numId w:val="1003"/>
         </w:numPr>
         <w:pStyle w:val="Compact"/>
+        <w:spacing w:before="0" w:after="60" w:line="240" w:lineRule="auto"/>
       </w:pPr>
       <w:r>
         <w:t xml:space="preserve">Teachers try the same prompt with their own topic.</w:t>
@@ -675,6 +768,8 @@
     <w:p>
       <w:pPr>
         <w:pStyle w:val="Heading2"/>
+        <w:keepNext/>
+        <w:spacing w:before="606" w:after="40" w:line="240" w:lineRule="auto"/>
       </w:pPr>
       <w:r>
         <w:t xml:space="preserve">27–37: Demo 2 – E3 reading exam</w:t>
@@ -683,6 +778,8 @@
     <w:p>
       <w:pPr>
         <w:pStyle w:val="FirstParagraph"/>
+        <w:keepNext/>
+        <w:spacing w:before="0" w:after="60" w:line="240" w:lineRule="auto"/>
       </w:pPr>
       <w:r>
         <w:t xml:space="preserve">Prompt:</w:t>
@@ -691,6 +788,8 @@
     <w:p>
       <w:pPr>
         <w:pStyle w:val="BlockText"/>
+        <w:keepNext/>
+        <w:spacing w:before="0" w:after="60" w:line="240" w:lineRule="auto"/>
       </w:pPr>
       <w:r>
         <w:t xml:space="preserve">E3 reading text, about 250 words, set in Hackney. Topic: using the library. Then 6 questions in ESB style: multiple choice, true/false, short answer. Answer key at the end.</w:t>
@@ -699,6 +798,8 @@
     <w:p>
       <w:pPr>
         <w:pStyle w:val="FirstParagraph"/>
+        <w:keepNext/>
+        <w:spacing w:before="0" w:after="60" w:line="240" w:lineRule="auto"/>
       </w:pPr>
       <w:r>
         <w:t xml:space="preserve">Then the key check:</w:t>
@@ -707,6 +808,8 @@
     <w:p>
       <w:pPr>
         <w:pStyle w:val="BlockText"/>
+        <w:keepNext/>
+        <w:spacing w:before="0" w:after="60" w:line="240" w:lineRule="auto"/>
       </w:pPr>
       <w:r>
         <w:t xml:space="preserve">Check your questions. Do any use the same words as the text? If so, paraphrase them.</w:t>
@@ -714,11 +817,13 @@
     </w:p>
     <w:p>
       <w:pPr>
+        <w:keepNext/>
         <w:numPr>
           <w:ilvl w:val="0"/>
           <w:numId w:val="1004"/>
         </w:numPr>
         <w:pStyle w:val="Compact"/>
+        <w:spacing w:before="0" w:after="60" w:line="240" w:lineRule="auto"/>
       </w:pPr>
       <w:r>
         <w:t xml:space="preserve">Handy trick: asking Claude to check its own work catches a lot.</w:t>
@@ -729,6 +834,8 @@
     <w:p>
       <w:pPr>
         <w:pStyle w:val="Heading2"/>
+        <w:keepNext/>
+        <w:spacing w:before="606" w:after="40" w:line="240" w:lineRule="auto"/>
       </w:pPr>
       <w:r>
         <w:t xml:space="preserve">37–45: Demo 3 – marking writing</w:t>
@@ -737,6 +844,8 @@
     <w:p>
       <w:pPr>
         <w:pStyle w:val="FirstParagraph"/>
+        <w:keepNext/>
+        <w:spacing w:before="0" w:after="60" w:line="240" w:lineRule="auto"/>
       </w:pPr>
       <w:r>
         <w:t xml:space="preserve">Paste in a piece of learner writing.</w:t>
@@ -745,6 +854,8 @@
     <w:p>
       <w:pPr>
         <w:pStyle w:val="BlockText"/>
+        <w:keepNext/>
+        <w:spacing w:before="0" w:after="60" w:line="240" w:lineRule="auto"/>
       </w:pPr>
       <w:r>
         <w:t xml:space="preserve">This is an ESB [level] writing task. Would this learner pass today? Give 3 strengths, 3 things to work on, in simple words I can share.</w:t>
@@ -752,11 +863,13 @@
     </w:p>
     <w:p>
       <w:pPr>
+        <w:keepNext/>
         <w:numPr>
           <w:ilvl w:val="0"/>
           <w:numId w:val="1005"/>
         </w:numPr>
         <w:pStyle w:val="Compact"/>
+        <w:spacing w:before="0" w:after="60" w:line="240" w:lineRule="auto"/>
       </w:pPr>
       <w:r>
         <w:t xml:space="preserve">Handy for a quick second opinion.</w:t>
@@ -767,6 +880,8 @@
     <w:p>
       <w:pPr>
         <w:pStyle w:val="Heading2"/>
+        <w:keepNext/>
+        <w:spacing w:before="606" w:after="40" w:line="240" w:lineRule="auto"/>
       </w:pPr>
       <w:r>
         <w:t xml:space="preserve">45–55: Hands-on</w:t>
@@ -775,6 +890,8 @@
     <w:p>
       <w:pPr>
         <w:pStyle w:val="FirstParagraph"/>
+        <w:keepNext/>
+        <w:spacing w:before="0" w:after="60" w:line="240" w:lineRule="auto"/>
       </w:pPr>
       <w:r>
         <w:t xml:space="preserve">Each teacher makes one thing for their class after half term: a worksheet, a dialogue, or a reading text. Pair up if stuck.</w:t>
@@ -785,6 +902,8 @@
     <w:p>
       <w:pPr>
         <w:pStyle w:val="Heading2"/>
+        <w:keepNext/>
+        <w:spacing w:before="606" w:after="40" w:line="240" w:lineRule="auto"/>
       </w:pPr>
       <w:r>
         <w:t xml:space="preserve">55–65: Show and tell – what’s possible</w:t>
@@ -793,6 +912,8 @@
     <w:p>
       <w:pPr>
         <w:pStyle w:val="FirstParagraph"/>
+        <w:keepNext/>
+        <w:spacing w:before="0" w:after="60" w:line="240" w:lineRule="auto"/>
       </w:pPr>
       <w:r>
         <w:t xml:space="preserve">Tools I built with Claude, hosted free online:</w:t>
@@ -800,11 +921,13 @@
     </w:p>
     <w:p>
       <w:pPr>
+        <w:keepNext/>
         <w:numPr>
           <w:ilvl w:val="0"/>
           <w:numId w:val="1006"/>
         </w:numPr>
         <w:pStyle w:val="Compact"/>
+        <w:spacing w:before="0" w:after="60" w:line="240" w:lineRule="auto"/>
       </w:pPr>
       <w:r>
         <w:t xml:space="preserve">Reading and writing level checks for placement</w:t>
@@ -812,11 +935,13 @@
     </w:p>
     <w:p>
       <w:pPr>
+        <w:keepNext/>
         <w:numPr>
           <w:ilvl w:val="0"/>
           <w:numId w:val="1006"/>
         </w:numPr>
         <w:pStyle w:val="Compact"/>
+        <w:spacing w:before="0" w:after="60" w:line="240" w:lineRule="auto"/>
       </w:pPr>
       <w:r>
         <w:t xml:space="preserve">Speaking placement interview guide</w:t>
@@ -824,11 +949,13 @@
     </w:p>
     <w:p>
       <w:pPr>
+        <w:keepNext/>
         <w:numPr>
           <w:ilvl w:val="0"/>
           <w:numId w:val="1006"/>
         </w:numPr>
         <w:pStyle w:val="Compact"/>
+        <w:spacing w:before="0" w:after="60" w:line="240" w:lineRule="auto"/>
       </w:pPr>
       <w:r>
         <w:t xml:space="preserve">ICT skills test, results going into Excel via Microsoft Forms</w:t>
@@ -836,11 +963,13 @@
     </w:p>
     <w:p>
       <w:pPr>
+        <w:keepNext/>
         <w:numPr>
           <w:ilvl w:val="0"/>
           <w:numId w:val="1006"/>
         </w:numPr>
         <w:pStyle w:val="Compact"/>
+        <w:spacing w:before="0" w:after="60" w:line="240" w:lineRule="auto"/>
       </w:pPr>
       <w:r>
         <w:t xml:space="preserve">StudentBio page collecting learners’ stories</w:t>
@@ -849,6 +978,8 @@
     <w:p>
       <w:pPr>
         <w:pStyle w:val="FirstParagraph"/>
+        <w:keepNext/>
+        <w:spacing w:before="0" w:after="60" w:line="240" w:lineRule="auto"/>
       </w:pPr>
       <w:r>
         <w:t xml:space="preserve">Message: these took longer conversations, so they’re easier on a paid plan. But teachers can start small.</w:t>
@@ -859,6 +990,8 @@
     <w:p>
       <w:pPr>
         <w:pStyle w:val="Heading2"/>
+        <w:keepNext/>
+        <w:spacing w:before="606" w:after="40" w:line="240" w:lineRule="auto"/>
       </w:pPr>
       <w:r>
         <w:t xml:space="preserve">65–70: Saving usage and Q&amp;A</w:t>
@@ -866,11 +999,13 @@
     </w:p>
     <w:p>
       <w:pPr>
+        <w:keepNext/>
         <w:numPr>
           <w:ilvl w:val="0"/>
           <w:numId w:val="1007"/>
         </w:numPr>
         <w:pStyle w:val="Compact"/>
+        <w:spacing w:before="0" w:after="60" w:line="240" w:lineRule="auto"/>
       </w:pPr>
       <w:r>
         <w:t xml:space="preserve">One task per chat. Start a new chat for a new task.</w:t>
@@ -878,11 +1013,13 @@
     </w:p>
     <w:p>
       <w:pPr>
+        <w:keepNext/>
         <w:numPr>
           <w:ilvl w:val="0"/>
           <w:numId w:val="1007"/>
         </w:numPr>
         <w:pStyle w:val="Compact"/>
+        <w:spacing w:before="0" w:after="60" w:line="240" w:lineRule="auto"/>
       </w:pPr>
       <w:r>
         <w:t xml:space="preserve">Say level, topic and length in the first message.</w:t>
@@ -890,11 +1027,13 @@
     </w:p>
     <w:p>
       <w:pPr>
+        <w:keepNext/>
         <w:numPr>
           <w:ilvl w:val="0"/>
           <w:numId w:val="1007"/>
         </w:numPr>
         <w:pStyle w:val="Compact"/>
+        <w:spacing w:before="0" w:after="60" w:line="240" w:lineRule="auto"/>
       </w:pPr>
       <w:r>
         <w:t xml:space="preserve">Ask for small changes, not a full rewrite.</w:t>
@@ -902,11 +1041,13 @@
     </w:p>
     <w:p>
       <w:pPr>
+        <w:keepNext/>
         <w:numPr>
           <w:ilvl w:val="0"/>
           <w:numId w:val="1007"/>
         </w:numPr>
         <w:pStyle w:val="Compact"/>
+        <w:spacing w:before="0" w:after="60" w:line="240" w:lineRule="auto"/>
       </w:pPr>
       <w:r>
         <w:t xml:space="preserve">Copy finished work into Word straight away.</w:t>
@@ -914,11 +1055,13 @@
     </w:p>
     <w:p>
       <w:pPr>
+        <w:keepNext/>
         <w:numPr>
           <w:ilvl w:val="0"/>
           <w:numId w:val="1007"/>
         </w:numPr>
         <w:pStyle w:val="Compact"/>
+        <w:spacing w:before="0" w:after="60" w:line="240" w:lineRule="auto"/>
       </w:pPr>
       <w:r>
         <w:t xml:space="preserve">Keep pasted text short.</w:t>
@@ -928,7 +1071,7 @@
     <w:bookmarkEnd w:id="32"/>
     <w:sectPr>
       <w:pgSz w:h="16838" w:w="11906"/>
-      <w:pgMar w:bottom="1020" w:left="1020" w:right="1020" w:top="1020"/>
+      <w:pgMar w:bottom="680" w:left="737" w:right="737" w:top="680" w:header="340" w:footer="340"/>
     </w:sectPr>
   </w:body>
 </w:document>
